--- a/03_ChainesDeSolides/00_Systeme_03_ChaineDeSolides.docx
+++ b/03_ChainesDeSolides/00_Systeme_03_ChaineDeSolides.docx
@@ -1,6 +1,6 @@
 
 <file path=word/document.xml><?xml version="1.0" encoding="utf-8"?>
-<w:document xmlns:wpc="http://schemas.microsoft.com/office/word/2010/wordprocessingCanvas" xmlns:cx="http://schemas.microsoft.com/office/drawing/2014/chartex" xmlns:cx1="http://schemas.microsoft.com/office/drawing/2015/9/8/chartex" xmlns:cx2="http://schemas.microsoft.com/office/drawing/2015/10/21/chartex" xmlns:cx3="http://schemas.microsoft.com/office/drawing/2016/5/9/chartex" xmlns:cx4="http://schemas.microsoft.com/office/drawing/2016/5/10/chartex" xmlns:cx5="http://schemas.microsoft.com/office/drawing/2016/5/11/chartex" xmlns:cx6="http://schemas.microsoft.com/office/drawing/2016/5/12/chartex" xmlns:cx7="http://schemas.microsoft.com/office/drawing/2016/5/13/chartex" xmlns:cx8="http://schemas.microsoft.com/office/drawing/2016/5/14/chartex" xmlns:mc="http://schemas.openxmlformats.org/markup-compatibility/2006" xmlns:aink="http://schemas.microsoft.com/office/drawing/2016/ink" xmlns:am3d="http://schemas.microsoft.com/office/drawing/2017/model3d" xmlns:o="urn:schemas-microsoft-com:office:office" xmlns:oel="http://schemas.microsoft.com/office/2019/extlst" xmlns:r="http://schemas.openxmlformats.org/officeDocument/2006/relationships" xmlns:m="http://schemas.openxmlformats.org/officeDocument/2006/math" xmlns:v="urn:schemas-microsoft-com:vml" xmlns:wp14="http://schemas.microsoft.com/office/word/2010/wordprocessingDrawing" xmlns:wp="http://schemas.openxmlformats.org/drawingml/2006/wordprocessingDrawing" xmlns:w10="urn:schemas-microsoft-com:office:word" xmlns:w="http://schemas.openxmlformats.org/wordprocessingml/2006/main" xmlns:w14="http://schemas.microsoft.com/office/word/2010/wordml" xmlns:w15="http://schemas.microsoft.com/office/word/2012/wordml" xmlns:w16cex="http://schemas.microsoft.com/office/word/2018/wordml/cex" xmlns:w16cid="http://schemas.microsoft.com/office/word/2016/wordml/cid" xmlns:w16="http://schemas.microsoft.com/office/word/2018/wordml" xmlns:w16du="http://schemas.microsoft.com/office/word/2023/wordml/word16du" xmlns:w16sdtdh="http://schemas.microsoft.com/office/word/2020/wordml/sdtdatahash" xmlns:w16se="http://schemas.microsoft.com/office/word/2015/wordml/symex" xmlns:wpg="http://schemas.microsoft.com/office/word/2010/wordprocessingGroup" xmlns:wpi="http://schemas.microsoft.com/office/word/2010/wordprocessingInk" xmlns:wne="http://schemas.microsoft.com/office/word/2006/wordml" xmlns:wps="http://schemas.microsoft.com/office/word/2010/wordprocessingShape" mc:Ignorable="w14 w15 w16se w16cid w16 w16cex w16sdtdh wp14">
+<w:document xmlns:wpc="http://schemas.microsoft.com/office/word/2010/wordprocessingCanvas" xmlns:cx="http://schemas.microsoft.com/office/drawing/2014/chartex" xmlns:cx1="http://schemas.microsoft.com/office/drawing/2015/9/8/chartex" xmlns:cx2="http://schemas.microsoft.com/office/drawing/2015/10/21/chartex" xmlns:cx3="http://schemas.microsoft.com/office/drawing/2016/5/9/chartex" xmlns:cx4="http://schemas.microsoft.com/office/drawing/2016/5/10/chartex" xmlns:cx5="http://schemas.microsoft.com/office/drawing/2016/5/11/chartex" xmlns:cx6="http://schemas.microsoft.com/office/drawing/2016/5/12/chartex" xmlns:cx7="http://schemas.microsoft.com/office/drawing/2016/5/13/chartex" xmlns:cx8="http://schemas.microsoft.com/office/drawing/2016/5/14/chartex" xmlns:mc="http://schemas.openxmlformats.org/markup-compatibility/2006" xmlns:aink="http://schemas.microsoft.com/office/drawing/2016/ink" xmlns:am3d="http://schemas.microsoft.com/office/drawing/2017/model3d" xmlns:o="urn:schemas-microsoft-com:office:office" xmlns:oel="http://schemas.microsoft.com/office/2019/extlst" xmlns:r="http://schemas.openxmlformats.org/officeDocument/2006/relationships" xmlns:m="http://schemas.openxmlformats.org/officeDocument/2006/math" xmlns:v="urn:schemas-microsoft-com:vml" xmlns:wp14="http://schemas.microsoft.com/office/word/2010/wordprocessingDrawing" xmlns:wp="http://schemas.openxmlformats.org/drawingml/2006/wordprocessingDrawing" xmlns:w10="urn:schemas-microsoft-com:office:word" xmlns:w="http://schemas.openxmlformats.org/wordprocessingml/2006/main" xmlns:w14="http://schemas.microsoft.com/office/word/2010/wordml" xmlns:w15="http://schemas.microsoft.com/office/word/2012/wordml" xmlns:w16cex="http://schemas.microsoft.com/office/word/2018/wordml/cex" xmlns:w16cid="http://schemas.microsoft.com/office/word/2016/wordml/cid" xmlns:w16="http://schemas.microsoft.com/office/word/2018/wordml" xmlns:w16du="http://schemas.microsoft.com/office/word/2023/wordml/word16du" xmlns:w16sdtdh="http://schemas.microsoft.com/office/word/2020/wordml/sdtdatahash" xmlns:w16sdtfl="http://schemas.microsoft.com/office/word/2024/wordml/sdtformatlock" xmlns:w16se="http://schemas.microsoft.com/office/word/2015/wordml/symex" xmlns:wpg="http://schemas.microsoft.com/office/word/2010/wordprocessingGroup" xmlns:wpi="http://schemas.microsoft.com/office/word/2010/wordprocessingInk" xmlns:wne="http://schemas.microsoft.com/office/word/2006/wordml" xmlns:wps="http://schemas.microsoft.com/office/word/2010/wordprocessingShape" mc:Ignorable="w14 w15 w16se w16cid w16 w16cex w16sdtdh w16sdtfl w16du wp14">
   <w:body>
     <w:p>
       <w:pPr>
@@ -94,11 +94,16 @@
                 <w:b/>
                 <w:bCs/>
               </w:rPr>
-              <w:t>B2-12</w:t>
+              <w:t>GEO-02</w:t>
             </w:r>
             <w:r>
               <w:tab/>
-              <w:t>Proposer un modèle cinématique à partir d'un système réel ou d'une maquette numérique.</w:t>
+            </w:r>
+            <w:r>
+              <w:t>Modéliser un mécanisme en réalisant un schéma cinématique paramétré</w:t>
+            </w:r>
+            <w:r>
+              <w:t>.</w:t>
             </w:r>
           </w:p>
           <w:p>
@@ -116,11 +121,30 @@
                 <w:b/>
                 <w:bCs/>
               </w:rPr>
-              <w:t>B2-15</w:t>
+              <w:t>CHS</w:t>
+            </w:r>
+            <w:r>
+              <w:rPr>
+                <w:b/>
+                <w:bCs/>
+              </w:rPr>
+              <w:t>-</w:t>
+            </w:r>
+            <w:r>
+              <w:rPr>
+                <w:b/>
+                <w:bCs/>
+              </w:rPr>
+              <w:t>01</w:t>
             </w:r>
             <w:r>
               <w:tab/>
-              <w:t>Simplifier un modèle de mécanisme.</w:t>
+            </w:r>
+            <w:r>
+              <w:t>Analyser un mécanisme en utilisant un graphe de liaisons</w:t>
+            </w:r>
+            <w:r>
+              <w:t>.</w:t>
             </w:r>
           </w:p>
           <w:p>
@@ -138,11 +162,34 @@
                 <w:b/>
                 <w:bCs/>
               </w:rPr>
-              <w:t>B2-16</w:t>
+              <w:t>CHS</w:t>
+            </w:r>
+            <w:r>
+              <w:rPr>
+                <w:b/>
+                <w:bCs/>
+              </w:rPr>
+              <w:t>-</w:t>
+            </w:r>
+            <w:r>
+              <w:rPr>
+                <w:b/>
+                <w:bCs/>
+              </w:rPr>
+              <w:t>0</w:t>
+            </w:r>
+            <w:r>
+              <w:rPr>
+                <w:b/>
+                <w:bCs/>
+              </w:rPr>
+              <w:t>2</w:t>
             </w:r>
             <w:r>
               <w:tab/>
-              <w:t>Modifier un modèle pour le rendre isostatique.</w:t>
+            </w:r>
+            <w:r>
+              <w:t>Simplifier un mécanisme en utilisant une liaison équivalente</w:t>
             </w:r>
           </w:p>
           <w:p>
@@ -160,11 +207,117 @@
                 <w:b/>
                 <w:bCs/>
               </w:rPr>
-              <w:t>E2-05</w:t>
+              <w:t>CHS</w:t>
+            </w:r>
+            <w:r>
+              <w:rPr>
+                <w:b/>
+                <w:bCs/>
+              </w:rPr>
+              <w:t>-</w:t>
+            </w:r>
+            <w:r>
+              <w:rPr>
+                <w:b/>
+                <w:bCs/>
+              </w:rPr>
+              <w:t>0</w:t>
+            </w:r>
+            <w:r>
+              <w:rPr>
+                <w:b/>
+                <w:bCs/>
+              </w:rPr>
+              <w:t>3</w:t>
             </w:r>
             <w:r>
               <w:tab/>
-              <w:t>Produire des documents techniques adaptés à l'objectif de la communication.</w:t>
+            </w:r>
+            <w:r>
+              <w:t>Évaluer l’hyperstatisme d’un mécanisme</w:t>
+            </w:r>
+          </w:p>
+          <w:p>
+            <w:pPr>
+              <w:pStyle w:val="Paragraphedeliste"/>
+              <w:numPr>
+                <w:ilvl w:val="0"/>
+                <w:numId w:val="10"/>
+              </w:numPr>
+              <w:spacing w:line="240" w:lineRule="auto"/>
+              <w:jc w:val="left"/>
+            </w:pPr>
+            <w:r>
+              <w:rPr>
+                <w:b/>
+                <w:bCs/>
+              </w:rPr>
+              <w:t>CHS</w:t>
+            </w:r>
+            <w:r>
+              <w:rPr>
+                <w:b/>
+                <w:bCs/>
+              </w:rPr>
+              <w:t>-</w:t>
+            </w:r>
+            <w:r>
+              <w:rPr>
+                <w:b/>
+                <w:bCs/>
+              </w:rPr>
+              <w:t>04</w:t>
+            </w:r>
+            <w:r>
+              <w:tab/>
+            </w:r>
+            <w:r>
+              <w:t>Simplifier un mécanisme pour le rendre isostatique</w:t>
+            </w:r>
+          </w:p>
+          <w:p>
+            <w:pPr>
+              <w:pStyle w:val="Paragraphedeliste"/>
+              <w:numPr>
+                <w:ilvl w:val="0"/>
+                <w:numId w:val="10"/>
+              </w:numPr>
+              <w:spacing w:line="240" w:lineRule="auto"/>
+              <w:jc w:val="left"/>
+            </w:pPr>
+            <w:r>
+              <w:rPr>
+                <w:b/>
+                <w:bCs/>
+              </w:rPr>
+              <w:t>CHS</w:t>
+            </w:r>
+            <w:r>
+              <w:rPr>
+                <w:b/>
+                <w:bCs/>
+              </w:rPr>
+              <w:t>-</w:t>
+            </w:r>
+            <w:r>
+              <w:rPr>
+                <w:b/>
+                <w:bCs/>
+              </w:rPr>
+              <w:t>0</w:t>
+            </w:r>
+            <w:r>
+              <w:rPr>
+                <w:b/>
+                <w:bCs/>
+              </w:rPr>
+              <w:t>5</w:t>
+            </w:r>
+            <w:r>
+              <w:tab/>
+            </w:r>
+            <w:r>
+              <w:t>Analyser les conséquences de l’hyperstatisme d’un mécanisme</w:t>
             </w:r>
           </w:p>
         </w:tc>
@@ -531,7 +684,7 @@
 </file>
 
 <file path=word/endnotes.xml><?xml version="1.0" encoding="utf-8"?>
-<w:endnotes xmlns:wpc="http://schemas.microsoft.com/office/word/2010/wordprocessingCanvas" xmlns:cx="http://schemas.microsoft.com/office/drawing/2014/chartex" xmlns:cx1="http://schemas.microsoft.com/office/drawing/2015/9/8/chartex" xmlns:cx2="http://schemas.microsoft.com/office/drawing/2015/10/21/chartex" xmlns:cx3="http://schemas.microsoft.com/office/drawing/2016/5/9/chartex" xmlns:cx4="http://schemas.microsoft.com/office/drawing/2016/5/10/chartex" xmlns:cx5="http://schemas.microsoft.com/office/drawing/2016/5/11/chartex" xmlns:cx6="http://schemas.microsoft.com/office/drawing/2016/5/12/chartex" xmlns:cx7="http://schemas.microsoft.com/office/drawing/2016/5/13/chartex" xmlns:cx8="http://schemas.microsoft.com/office/drawing/2016/5/14/chartex" xmlns:mc="http://schemas.openxmlformats.org/markup-compatibility/2006" xmlns:aink="http://schemas.microsoft.com/office/drawing/2016/ink" xmlns:am3d="http://schemas.microsoft.com/office/drawing/2017/model3d" xmlns:o="urn:schemas-microsoft-com:office:office" xmlns:oel="http://schemas.microsoft.com/office/2019/extlst" xmlns:r="http://schemas.openxmlformats.org/officeDocument/2006/relationships" xmlns:m="http://schemas.openxmlformats.org/officeDocument/2006/math" xmlns:v="urn:schemas-microsoft-com:vml" xmlns:wp14="http://schemas.microsoft.com/office/word/2010/wordprocessingDrawing" xmlns:wp="http://schemas.openxmlformats.org/drawingml/2006/wordprocessingDrawing" xmlns:w10="urn:schemas-microsoft-com:office:word" xmlns:w="http://schemas.openxmlformats.org/wordprocessingml/2006/main" xmlns:w14="http://schemas.microsoft.com/office/word/2010/wordml" xmlns:w15="http://schemas.microsoft.com/office/word/2012/wordml" xmlns:w16cex="http://schemas.microsoft.com/office/word/2018/wordml/cex" xmlns:w16cid="http://schemas.microsoft.com/office/word/2016/wordml/cid" xmlns:w16="http://schemas.microsoft.com/office/word/2018/wordml" xmlns:w16du="http://schemas.microsoft.com/office/word/2023/wordml/word16du" xmlns:w16sdtdh="http://schemas.microsoft.com/office/word/2020/wordml/sdtdatahash" xmlns:w16se="http://schemas.microsoft.com/office/word/2015/wordml/symex" xmlns:wpg="http://schemas.microsoft.com/office/word/2010/wordprocessingGroup" xmlns:wpi="http://schemas.microsoft.com/office/word/2010/wordprocessingInk" xmlns:wne="http://schemas.microsoft.com/office/word/2006/wordml" xmlns:wps="http://schemas.microsoft.com/office/word/2010/wordprocessingShape" mc:Ignorable="w14 w15 w16se w16cid w16 w16cex w16sdtdh wp14">
+<w:endnotes xmlns:wpc="http://schemas.microsoft.com/office/word/2010/wordprocessingCanvas" xmlns:cx="http://schemas.microsoft.com/office/drawing/2014/chartex" xmlns:cx1="http://schemas.microsoft.com/office/drawing/2015/9/8/chartex" xmlns:cx2="http://schemas.microsoft.com/office/drawing/2015/10/21/chartex" xmlns:cx3="http://schemas.microsoft.com/office/drawing/2016/5/9/chartex" xmlns:cx4="http://schemas.microsoft.com/office/drawing/2016/5/10/chartex" xmlns:cx5="http://schemas.microsoft.com/office/drawing/2016/5/11/chartex" xmlns:cx6="http://schemas.microsoft.com/office/drawing/2016/5/12/chartex" xmlns:cx7="http://schemas.microsoft.com/office/drawing/2016/5/13/chartex" xmlns:cx8="http://schemas.microsoft.com/office/drawing/2016/5/14/chartex" xmlns:mc="http://schemas.openxmlformats.org/markup-compatibility/2006" xmlns:aink="http://schemas.microsoft.com/office/drawing/2016/ink" xmlns:am3d="http://schemas.microsoft.com/office/drawing/2017/model3d" xmlns:o="urn:schemas-microsoft-com:office:office" xmlns:oel="http://schemas.microsoft.com/office/2019/extlst" xmlns:r="http://schemas.openxmlformats.org/officeDocument/2006/relationships" xmlns:m="http://schemas.openxmlformats.org/officeDocument/2006/math" xmlns:v="urn:schemas-microsoft-com:vml" xmlns:wp14="http://schemas.microsoft.com/office/word/2010/wordprocessingDrawing" xmlns:wp="http://schemas.openxmlformats.org/drawingml/2006/wordprocessingDrawing" xmlns:w10="urn:schemas-microsoft-com:office:word" xmlns:w="http://schemas.openxmlformats.org/wordprocessingml/2006/main" xmlns:w14="http://schemas.microsoft.com/office/word/2010/wordml" xmlns:w15="http://schemas.microsoft.com/office/word/2012/wordml" xmlns:w16cex="http://schemas.microsoft.com/office/word/2018/wordml/cex" xmlns:w16cid="http://schemas.microsoft.com/office/word/2016/wordml/cid" xmlns:w16="http://schemas.microsoft.com/office/word/2018/wordml" xmlns:w16du="http://schemas.microsoft.com/office/word/2023/wordml/word16du" xmlns:w16sdtdh="http://schemas.microsoft.com/office/word/2020/wordml/sdtdatahash" xmlns:w16sdtfl="http://schemas.microsoft.com/office/word/2024/wordml/sdtformatlock" xmlns:w16se="http://schemas.microsoft.com/office/word/2015/wordml/symex" xmlns:wpg="http://schemas.microsoft.com/office/word/2010/wordprocessingGroup" xmlns:wpi="http://schemas.microsoft.com/office/word/2010/wordprocessingInk" xmlns:wne="http://schemas.microsoft.com/office/word/2006/wordml" xmlns:wps="http://schemas.microsoft.com/office/word/2010/wordprocessingShape" mc:Ignorable="w14 w15 w16se w16cid w16 w16cex w16sdtdh w16sdtfl w16du wp14">
   <w:endnote w:type="separator" w:id="-1">
     <w:p>
       <w:pPr>
@@ -556,7 +709,7 @@
 </file>
 
 <file path=word/footer1.xml><?xml version="1.0" encoding="utf-8"?>
-<w:ftr xmlns:wpc="http://schemas.microsoft.com/office/word/2010/wordprocessingCanvas" xmlns:cx="http://schemas.microsoft.com/office/drawing/2014/chartex" xmlns:cx1="http://schemas.microsoft.com/office/drawing/2015/9/8/chartex" xmlns:cx2="http://schemas.microsoft.com/office/drawing/2015/10/21/chartex" xmlns:cx3="http://schemas.microsoft.com/office/drawing/2016/5/9/chartex" xmlns:cx4="http://schemas.microsoft.com/office/drawing/2016/5/10/chartex" xmlns:cx5="http://schemas.microsoft.com/office/drawing/2016/5/11/chartex" xmlns:cx6="http://schemas.microsoft.com/office/drawing/2016/5/12/chartex" xmlns:cx7="http://schemas.microsoft.com/office/drawing/2016/5/13/chartex" xmlns:cx8="http://schemas.microsoft.com/office/drawing/2016/5/14/chartex" xmlns:mc="http://schemas.openxmlformats.org/markup-compatibility/2006" xmlns:aink="http://schemas.microsoft.com/office/drawing/2016/ink" xmlns:am3d="http://schemas.microsoft.com/office/drawing/2017/model3d" xmlns:o="urn:schemas-microsoft-com:office:office" xmlns:oel="http://schemas.microsoft.com/office/2019/extlst" xmlns:r="http://schemas.openxmlformats.org/officeDocument/2006/relationships" xmlns:m="http://schemas.openxmlformats.org/officeDocument/2006/math" xmlns:v="urn:schemas-microsoft-com:vml" xmlns:wp14="http://schemas.microsoft.com/office/word/2010/wordprocessingDrawing" xmlns:wp="http://schemas.openxmlformats.org/drawingml/2006/wordprocessingDrawing" xmlns:w10="urn:schemas-microsoft-com:office:word" xmlns:w="http://schemas.openxmlformats.org/wordprocessingml/2006/main" xmlns:w14="http://schemas.microsoft.com/office/word/2010/wordml" xmlns:w15="http://schemas.microsoft.com/office/word/2012/wordml" xmlns:w16cex="http://schemas.microsoft.com/office/word/2018/wordml/cex" xmlns:w16cid="http://schemas.microsoft.com/office/word/2016/wordml/cid" xmlns:w16="http://schemas.microsoft.com/office/word/2018/wordml" xmlns:w16du="http://schemas.microsoft.com/office/word/2023/wordml/word16du" xmlns:w16sdtdh="http://schemas.microsoft.com/office/word/2020/wordml/sdtdatahash" xmlns:w16se="http://schemas.microsoft.com/office/word/2015/wordml/symex" xmlns:wpg="http://schemas.microsoft.com/office/word/2010/wordprocessingGroup" xmlns:wpi="http://schemas.microsoft.com/office/word/2010/wordprocessingInk" xmlns:wne="http://schemas.microsoft.com/office/word/2006/wordml" xmlns:wps="http://schemas.microsoft.com/office/word/2010/wordprocessingShape" mc:Ignorable="w14 w15 w16se w16cid w16 w16cex w16sdtdh wp14">
+<w:ftr xmlns:wpc="http://schemas.microsoft.com/office/word/2010/wordprocessingCanvas" xmlns:cx="http://schemas.microsoft.com/office/drawing/2014/chartex" xmlns:cx1="http://schemas.microsoft.com/office/drawing/2015/9/8/chartex" xmlns:cx2="http://schemas.microsoft.com/office/drawing/2015/10/21/chartex" xmlns:cx3="http://schemas.microsoft.com/office/drawing/2016/5/9/chartex" xmlns:cx4="http://schemas.microsoft.com/office/drawing/2016/5/10/chartex" xmlns:cx5="http://schemas.microsoft.com/office/drawing/2016/5/11/chartex" xmlns:cx6="http://schemas.microsoft.com/office/drawing/2016/5/12/chartex" xmlns:cx7="http://schemas.microsoft.com/office/drawing/2016/5/13/chartex" xmlns:cx8="http://schemas.microsoft.com/office/drawing/2016/5/14/chartex" xmlns:mc="http://schemas.openxmlformats.org/markup-compatibility/2006" xmlns:aink="http://schemas.microsoft.com/office/drawing/2016/ink" xmlns:am3d="http://schemas.microsoft.com/office/drawing/2017/model3d" xmlns:o="urn:schemas-microsoft-com:office:office" xmlns:oel="http://schemas.microsoft.com/office/2019/extlst" xmlns:r="http://schemas.openxmlformats.org/officeDocument/2006/relationships" xmlns:m="http://schemas.openxmlformats.org/officeDocument/2006/math" xmlns:v="urn:schemas-microsoft-com:vml" xmlns:wp14="http://schemas.microsoft.com/office/word/2010/wordprocessingDrawing" xmlns:wp="http://schemas.openxmlformats.org/drawingml/2006/wordprocessingDrawing" xmlns:w10="urn:schemas-microsoft-com:office:word" xmlns:w="http://schemas.openxmlformats.org/wordprocessingml/2006/main" xmlns:w14="http://schemas.microsoft.com/office/word/2010/wordml" xmlns:w15="http://schemas.microsoft.com/office/word/2012/wordml" xmlns:w16cex="http://schemas.microsoft.com/office/word/2018/wordml/cex" xmlns:w16cid="http://schemas.microsoft.com/office/word/2016/wordml/cid" xmlns:w16="http://schemas.microsoft.com/office/word/2018/wordml" xmlns:w16du="http://schemas.microsoft.com/office/word/2023/wordml/word16du" xmlns:w16sdtdh="http://schemas.microsoft.com/office/word/2020/wordml/sdtdatahash" xmlns:w16sdtfl="http://schemas.microsoft.com/office/word/2024/wordml/sdtformatlock" xmlns:w16se="http://schemas.microsoft.com/office/word/2015/wordml/symex" xmlns:wpg="http://schemas.microsoft.com/office/word/2010/wordprocessingGroup" xmlns:wpi="http://schemas.microsoft.com/office/word/2010/wordprocessingInk" xmlns:wne="http://schemas.microsoft.com/office/word/2006/wordml" xmlns:wps="http://schemas.microsoft.com/office/word/2010/wordprocessingShape" mc:Ignorable="w14 w15 w16se w16cid w16 w16cex w16sdtdh w16sdtfl w16du wp14">
   <w:tbl>
     <w:tblPr>
       <w:tblStyle w:val="Grilledutableau"/>
@@ -698,7 +851,7 @@
 </file>
 
 <file path=word/footer2.xml><?xml version="1.0" encoding="utf-8"?>
-<w:ftr xmlns:wpc="http://schemas.microsoft.com/office/word/2010/wordprocessingCanvas" xmlns:cx="http://schemas.microsoft.com/office/drawing/2014/chartex" xmlns:cx1="http://schemas.microsoft.com/office/drawing/2015/9/8/chartex" xmlns:cx2="http://schemas.microsoft.com/office/drawing/2015/10/21/chartex" xmlns:cx3="http://schemas.microsoft.com/office/drawing/2016/5/9/chartex" xmlns:cx4="http://schemas.microsoft.com/office/drawing/2016/5/10/chartex" xmlns:cx5="http://schemas.microsoft.com/office/drawing/2016/5/11/chartex" xmlns:cx6="http://schemas.microsoft.com/office/drawing/2016/5/12/chartex" xmlns:cx7="http://schemas.microsoft.com/office/drawing/2016/5/13/chartex" xmlns:cx8="http://schemas.microsoft.com/office/drawing/2016/5/14/chartex" xmlns:mc="http://schemas.openxmlformats.org/markup-compatibility/2006" xmlns:aink="http://schemas.microsoft.com/office/drawing/2016/ink" xmlns:am3d="http://schemas.microsoft.com/office/drawing/2017/model3d" xmlns:o="urn:schemas-microsoft-com:office:office" xmlns:oel="http://schemas.microsoft.com/office/2019/extlst" xmlns:r="http://schemas.openxmlformats.org/officeDocument/2006/relationships" xmlns:m="http://schemas.openxmlformats.org/officeDocument/2006/math" xmlns:v="urn:schemas-microsoft-com:vml" xmlns:wp14="http://schemas.microsoft.com/office/word/2010/wordprocessingDrawing" xmlns:wp="http://schemas.openxmlformats.org/drawingml/2006/wordprocessingDrawing" xmlns:w10="urn:schemas-microsoft-com:office:word" xmlns:w="http://schemas.openxmlformats.org/wordprocessingml/2006/main" xmlns:w14="http://schemas.microsoft.com/office/word/2010/wordml" xmlns:w15="http://schemas.microsoft.com/office/word/2012/wordml" xmlns:w16cex="http://schemas.microsoft.com/office/word/2018/wordml/cex" xmlns:w16cid="http://schemas.microsoft.com/office/word/2016/wordml/cid" xmlns:w16="http://schemas.microsoft.com/office/word/2018/wordml" xmlns:w16du="http://schemas.microsoft.com/office/word/2023/wordml/word16du" xmlns:w16sdtdh="http://schemas.microsoft.com/office/word/2020/wordml/sdtdatahash" xmlns:w16se="http://schemas.microsoft.com/office/word/2015/wordml/symex" xmlns:wpg="http://schemas.microsoft.com/office/word/2010/wordprocessingGroup" xmlns:wpi="http://schemas.microsoft.com/office/word/2010/wordprocessingInk" xmlns:wne="http://schemas.microsoft.com/office/word/2006/wordml" xmlns:wps="http://schemas.microsoft.com/office/word/2010/wordprocessingShape" mc:Ignorable="w14 w15 w16se w16cid w16 w16cex w16sdtdh wp14">
+<w:ftr xmlns:wpc="http://schemas.microsoft.com/office/word/2010/wordprocessingCanvas" xmlns:cx="http://schemas.microsoft.com/office/drawing/2014/chartex" xmlns:cx1="http://schemas.microsoft.com/office/drawing/2015/9/8/chartex" xmlns:cx2="http://schemas.microsoft.com/office/drawing/2015/10/21/chartex" xmlns:cx3="http://schemas.microsoft.com/office/drawing/2016/5/9/chartex" xmlns:cx4="http://schemas.microsoft.com/office/drawing/2016/5/10/chartex" xmlns:cx5="http://schemas.microsoft.com/office/drawing/2016/5/11/chartex" xmlns:cx6="http://schemas.microsoft.com/office/drawing/2016/5/12/chartex" xmlns:cx7="http://schemas.microsoft.com/office/drawing/2016/5/13/chartex" xmlns:cx8="http://schemas.microsoft.com/office/drawing/2016/5/14/chartex" xmlns:mc="http://schemas.openxmlformats.org/markup-compatibility/2006" xmlns:aink="http://schemas.microsoft.com/office/drawing/2016/ink" xmlns:am3d="http://schemas.microsoft.com/office/drawing/2017/model3d" xmlns:o="urn:schemas-microsoft-com:office:office" xmlns:oel="http://schemas.microsoft.com/office/2019/extlst" xmlns:r="http://schemas.openxmlformats.org/officeDocument/2006/relationships" xmlns:m="http://schemas.openxmlformats.org/officeDocument/2006/math" xmlns:v="urn:schemas-microsoft-com:vml" xmlns:wp14="http://schemas.microsoft.com/office/word/2010/wordprocessingDrawing" xmlns:wp="http://schemas.openxmlformats.org/drawingml/2006/wordprocessingDrawing" xmlns:w10="urn:schemas-microsoft-com:office:word" xmlns:w="http://schemas.openxmlformats.org/wordprocessingml/2006/main" xmlns:w14="http://schemas.microsoft.com/office/word/2010/wordml" xmlns:w15="http://schemas.microsoft.com/office/word/2012/wordml" xmlns:w16cex="http://schemas.microsoft.com/office/word/2018/wordml/cex" xmlns:w16cid="http://schemas.microsoft.com/office/word/2016/wordml/cid" xmlns:w16="http://schemas.microsoft.com/office/word/2018/wordml" xmlns:w16du="http://schemas.microsoft.com/office/word/2023/wordml/word16du" xmlns:w16sdtdh="http://schemas.microsoft.com/office/word/2020/wordml/sdtdatahash" xmlns:w16sdtfl="http://schemas.microsoft.com/office/word/2024/wordml/sdtformatlock" xmlns:w16se="http://schemas.microsoft.com/office/word/2015/wordml/symex" xmlns:wpg="http://schemas.microsoft.com/office/word/2010/wordprocessingGroup" xmlns:wpi="http://schemas.microsoft.com/office/word/2010/wordprocessingInk" xmlns:wne="http://schemas.microsoft.com/office/word/2006/wordml" xmlns:wps="http://schemas.microsoft.com/office/word/2010/wordprocessingShape" mc:Ignorable="w14 w15 w16se w16cid w16 w16cex w16sdtdh w16sdtfl w16du wp14">
   <w:tbl>
     <w:tblPr>
       <w:tblStyle w:val="Grilledutableau"/>
@@ -840,7 +993,7 @@
 </file>
 
 <file path=word/footnotes.xml><?xml version="1.0" encoding="utf-8"?>
-<w:footnotes xmlns:wpc="http://schemas.microsoft.com/office/word/2010/wordprocessingCanvas" xmlns:cx="http://schemas.microsoft.com/office/drawing/2014/chartex" xmlns:cx1="http://schemas.microsoft.com/office/drawing/2015/9/8/chartex" xmlns:cx2="http://schemas.microsoft.com/office/drawing/2015/10/21/chartex" xmlns:cx3="http://schemas.microsoft.com/office/drawing/2016/5/9/chartex" xmlns:cx4="http://schemas.microsoft.com/office/drawing/2016/5/10/chartex" xmlns:cx5="http://schemas.microsoft.com/office/drawing/2016/5/11/chartex" xmlns:cx6="http://schemas.microsoft.com/office/drawing/2016/5/12/chartex" xmlns:cx7="http://schemas.microsoft.com/office/drawing/2016/5/13/chartex" xmlns:cx8="http://schemas.microsoft.com/office/drawing/2016/5/14/chartex" xmlns:mc="http://schemas.openxmlformats.org/markup-compatibility/2006" xmlns:aink="http://schemas.microsoft.com/office/drawing/2016/ink" xmlns:am3d="http://schemas.microsoft.com/office/drawing/2017/model3d" xmlns:o="urn:schemas-microsoft-com:office:office" xmlns:oel="http://schemas.microsoft.com/office/2019/extlst" xmlns:r="http://schemas.openxmlformats.org/officeDocument/2006/relationships" xmlns:m="http://schemas.openxmlformats.org/officeDocument/2006/math" xmlns:v="urn:schemas-microsoft-com:vml" xmlns:wp14="http://schemas.microsoft.com/office/word/2010/wordprocessingDrawing" xmlns:wp="http://schemas.openxmlformats.org/drawingml/2006/wordprocessingDrawing" xmlns:w10="urn:schemas-microsoft-com:office:word" xmlns:w="http://schemas.openxmlformats.org/wordprocessingml/2006/main" xmlns:w14="http://schemas.microsoft.com/office/word/2010/wordml" xmlns:w15="http://schemas.microsoft.com/office/word/2012/wordml" xmlns:w16cex="http://schemas.microsoft.com/office/word/2018/wordml/cex" xmlns:w16cid="http://schemas.microsoft.com/office/word/2016/wordml/cid" xmlns:w16="http://schemas.microsoft.com/office/word/2018/wordml" xmlns:w16du="http://schemas.microsoft.com/office/word/2023/wordml/word16du" xmlns:w16sdtdh="http://schemas.microsoft.com/office/word/2020/wordml/sdtdatahash" xmlns:w16se="http://schemas.microsoft.com/office/word/2015/wordml/symex" xmlns:wpg="http://schemas.microsoft.com/office/word/2010/wordprocessingGroup" xmlns:wpi="http://schemas.microsoft.com/office/word/2010/wordprocessingInk" xmlns:wne="http://schemas.microsoft.com/office/word/2006/wordml" xmlns:wps="http://schemas.microsoft.com/office/word/2010/wordprocessingShape" mc:Ignorable="w14 w15 w16se w16cid w16 w16cex w16sdtdh wp14">
+<w:footnotes xmlns:wpc="http://schemas.microsoft.com/office/word/2010/wordprocessingCanvas" xmlns:cx="http://schemas.microsoft.com/office/drawing/2014/chartex" xmlns:cx1="http://schemas.microsoft.com/office/drawing/2015/9/8/chartex" xmlns:cx2="http://schemas.microsoft.com/office/drawing/2015/10/21/chartex" xmlns:cx3="http://schemas.microsoft.com/office/drawing/2016/5/9/chartex" xmlns:cx4="http://schemas.microsoft.com/office/drawing/2016/5/10/chartex" xmlns:cx5="http://schemas.microsoft.com/office/drawing/2016/5/11/chartex" xmlns:cx6="http://schemas.microsoft.com/office/drawing/2016/5/12/chartex" xmlns:cx7="http://schemas.microsoft.com/office/drawing/2016/5/13/chartex" xmlns:cx8="http://schemas.microsoft.com/office/drawing/2016/5/14/chartex" xmlns:mc="http://schemas.openxmlformats.org/markup-compatibility/2006" xmlns:aink="http://schemas.microsoft.com/office/drawing/2016/ink" xmlns:am3d="http://schemas.microsoft.com/office/drawing/2017/model3d" xmlns:o="urn:schemas-microsoft-com:office:office" xmlns:oel="http://schemas.microsoft.com/office/2019/extlst" xmlns:r="http://schemas.openxmlformats.org/officeDocument/2006/relationships" xmlns:m="http://schemas.openxmlformats.org/officeDocument/2006/math" xmlns:v="urn:schemas-microsoft-com:vml" xmlns:wp14="http://schemas.microsoft.com/office/word/2010/wordprocessingDrawing" xmlns:wp="http://schemas.openxmlformats.org/drawingml/2006/wordprocessingDrawing" xmlns:w10="urn:schemas-microsoft-com:office:word" xmlns:w="http://schemas.openxmlformats.org/wordprocessingml/2006/main" xmlns:w14="http://schemas.microsoft.com/office/word/2010/wordml" xmlns:w15="http://schemas.microsoft.com/office/word/2012/wordml" xmlns:w16cex="http://schemas.microsoft.com/office/word/2018/wordml/cex" xmlns:w16cid="http://schemas.microsoft.com/office/word/2016/wordml/cid" xmlns:w16="http://schemas.microsoft.com/office/word/2018/wordml" xmlns:w16du="http://schemas.microsoft.com/office/word/2023/wordml/word16du" xmlns:w16sdtdh="http://schemas.microsoft.com/office/word/2020/wordml/sdtdatahash" xmlns:w16sdtfl="http://schemas.microsoft.com/office/word/2024/wordml/sdtformatlock" xmlns:w16se="http://schemas.microsoft.com/office/word/2015/wordml/symex" xmlns:wpg="http://schemas.microsoft.com/office/word/2010/wordprocessingGroup" xmlns:wpi="http://schemas.microsoft.com/office/word/2010/wordprocessingInk" xmlns:wne="http://schemas.microsoft.com/office/word/2006/wordml" xmlns:wps="http://schemas.microsoft.com/office/word/2010/wordprocessingShape" mc:Ignorable="w14 w15 w16se w16cid w16 w16cex w16sdtdh w16sdtfl w16du wp14">
   <w:footnote w:type="separator" w:id="-1">
     <w:p>
       <w:pPr>
@@ -865,7 +1018,7 @@
 </file>
 
 <file path=word/header1.xml><?xml version="1.0" encoding="utf-8"?>
-<w:hdr xmlns:wpc="http://schemas.microsoft.com/office/word/2010/wordprocessingCanvas" xmlns:cx="http://schemas.microsoft.com/office/drawing/2014/chartex" xmlns:cx1="http://schemas.microsoft.com/office/drawing/2015/9/8/chartex" xmlns:cx2="http://schemas.microsoft.com/office/drawing/2015/10/21/chartex" xmlns:cx3="http://schemas.microsoft.com/office/drawing/2016/5/9/chartex" xmlns:cx4="http://schemas.microsoft.com/office/drawing/2016/5/10/chartex" xmlns:cx5="http://schemas.microsoft.com/office/drawing/2016/5/11/chartex" xmlns:cx6="http://schemas.microsoft.com/office/drawing/2016/5/12/chartex" xmlns:cx7="http://schemas.microsoft.com/office/drawing/2016/5/13/chartex" xmlns:cx8="http://schemas.microsoft.com/office/drawing/2016/5/14/chartex" xmlns:mc="http://schemas.openxmlformats.org/markup-compatibility/2006" xmlns:aink="http://schemas.microsoft.com/office/drawing/2016/ink" xmlns:am3d="http://schemas.microsoft.com/office/drawing/2017/model3d" xmlns:o="urn:schemas-microsoft-com:office:office" xmlns:oel="http://schemas.microsoft.com/office/2019/extlst" xmlns:r="http://schemas.openxmlformats.org/officeDocument/2006/relationships" xmlns:m="http://schemas.openxmlformats.org/officeDocument/2006/math" xmlns:v="urn:schemas-microsoft-com:vml" xmlns:wp14="http://schemas.microsoft.com/office/word/2010/wordprocessingDrawing" xmlns:wp="http://schemas.openxmlformats.org/drawingml/2006/wordprocessingDrawing" xmlns:w10="urn:schemas-microsoft-com:office:word" xmlns:w="http://schemas.openxmlformats.org/wordprocessingml/2006/main" xmlns:w14="http://schemas.microsoft.com/office/word/2010/wordml" xmlns:w15="http://schemas.microsoft.com/office/word/2012/wordml" xmlns:w16cex="http://schemas.microsoft.com/office/word/2018/wordml/cex" xmlns:w16cid="http://schemas.microsoft.com/office/word/2016/wordml/cid" xmlns:w16="http://schemas.microsoft.com/office/word/2018/wordml" xmlns:w16du="http://schemas.microsoft.com/office/word/2023/wordml/word16du" xmlns:w16sdtdh="http://schemas.microsoft.com/office/word/2020/wordml/sdtdatahash" xmlns:w16se="http://schemas.microsoft.com/office/word/2015/wordml/symex" xmlns:wpg="http://schemas.microsoft.com/office/word/2010/wordprocessingGroup" xmlns:wpi="http://schemas.microsoft.com/office/word/2010/wordprocessingInk" xmlns:wne="http://schemas.microsoft.com/office/word/2006/wordml" xmlns:wps="http://schemas.microsoft.com/office/word/2010/wordprocessingShape" mc:Ignorable="w14 w15 w16se w16cid w16 w16cex w16sdtdh wp14">
+<w:hdr xmlns:wpc="http://schemas.microsoft.com/office/word/2010/wordprocessingCanvas" xmlns:cx="http://schemas.microsoft.com/office/drawing/2014/chartex" xmlns:cx1="http://schemas.microsoft.com/office/drawing/2015/9/8/chartex" xmlns:cx2="http://schemas.microsoft.com/office/drawing/2015/10/21/chartex" xmlns:cx3="http://schemas.microsoft.com/office/drawing/2016/5/9/chartex" xmlns:cx4="http://schemas.microsoft.com/office/drawing/2016/5/10/chartex" xmlns:cx5="http://schemas.microsoft.com/office/drawing/2016/5/11/chartex" xmlns:cx6="http://schemas.microsoft.com/office/drawing/2016/5/12/chartex" xmlns:cx7="http://schemas.microsoft.com/office/drawing/2016/5/13/chartex" xmlns:cx8="http://schemas.microsoft.com/office/drawing/2016/5/14/chartex" xmlns:mc="http://schemas.openxmlformats.org/markup-compatibility/2006" xmlns:aink="http://schemas.microsoft.com/office/drawing/2016/ink" xmlns:am3d="http://schemas.microsoft.com/office/drawing/2017/model3d" xmlns:o="urn:schemas-microsoft-com:office:office" xmlns:oel="http://schemas.microsoft.com/office/2019/extlst" xmlns:r="http://schemas.openxmlformats.org/officeDocument/2006/relationships" xmlns:m="http://schemas.openxmlformats.org/officeDocument/2006/math" xmlns:v="urn:schemas-microsoft-com:vml" xmlns:wp14="http://schemas.microsoft.com/office/word/2010/wordprocessingDrawing" xmlns:wp="http://schemas.openxmlformats.org/drawingml/2006/wordprocessingDrawing" xmlns:w10="urn:schemas-microsoft-com:office:word" xmlns:w="http://schemas.openxmlformats.org/wordprocessingml/2006/main" xmlns:w14="http://schemas.microsoft.com/office/word/2010/wordml" xmlns:w15="http://schemas.microsoft.com/office/word/2012/wordml" xmlns:w16cex="http://schemas.microsoft.com/office/word/2018/wordml/cex" xmlns:w16cid="http://schemas.microsoft.com/office/word/2016/wordml/cid" xmlns:w16="http://schemas.microsoft.com/office/word/2018/wordml" xmlns:w16du="http://schemas.microsoft.com/office/word/2023/wordml/word16du" xmlns:w16sdtdh="http://schemas.microsoft.com/office/word/2020/wordml/sdtdatahash" xmlns:w16sdtfl="http://schemas.microsoft.com/office/word/2024/wordml/sdtformatlock" xmlns:w16se="http://schemas.microsoft.com/office/word/2015/wordml/symex" xmlns:wpg="http://schemas.microsoft.com/office/word/2010/wordprocessingGroup" xmlns:wpi="http://schemas.microsoft.com/office/word/2010/wordprocessingInk" xmlns:wne="http://schemas.microsoft.com/office/word/2006/wordml" xmlns:wps="http://schemas.microsoft.com/office/word/2010/wordprocessingShape" mc:Ignorable="w14 w15 w16se w16cid w16 w16cex w16sdtdh w16sdtfl w16du wp14">
   <w:tbl>
     <w:tblPr>
       <w:tblStyle w:val="Grilledutableau"/>
@@ -1054,7 +1207,7 @@
 </file>
 
 <file path=word/header2.xml><?xml version="1.0" encoding="utf-8"?>
-<w:hdr xmlns:wpc="http://schemas.microsoft.com/office/word/2010/wordprocessingCanvas" xmlns:cx="http://schemas.microsoft.com/office/drawing/2014/chartex" xmlns:cx1="http://schemas.microsoft.com/office/drawing/2015/9/8/chartex" xmlns:cx2="http://schemas.microsoft.com/office/drawing/2015/10/21/chartex" xmlns:cx3="http://schemas.microsoft.com/office/drawing/2016/5/9/chartex" xmlns:cx4="http://schemas.microsoft.com/office/drawing/2016/5/10/chartex" xmlns:cx5="http://schemas.microsoft.com/office/drawing/2016/5/11/chartex" xmlns:cx6="http://schemas.microsoft.com/office/drawing/2016/5/12/chartex" xmlns:cx7="http://schemas.microsoft.com/office/drawing/2016/5/13/chartex" xmlns:cx8="http://schemas.microsoft.com/office/drawing/2016/5/14/chartex" xmlns:mc="http://schemas.openxmlformats.org/markup-compatibility/2006" xmlns:aink="http://schemas.microsoft.com/office/drawing/2016/ink" xmlns:am3d="http://schemas.microsoft.com/office/drawing/2017/model3d" xmlns:o="urn:schemas-microsoft-com:office:office" xmlns:oel="http://schemas.microsoft.com/office/2019/extlst" xmlns:r="http://schemas.openxmlformats.org/officeDocument/2006/relationships" xmlns:m="http://schemas.openxmlformats.org/officeDocument/2006/math" xmlns:v="urn:schemas-microsoft-com:vml" xmlns:wp14="http://schemas.microsoft.com/office/word/2010/wordprocessingDrawing" xmlns:wp="http://schemas.openxmlformats.org/drawingml/2006/wordprocessingDrawing" xmlns:w10="urn:schemas-microsoft-com:office:word" xmlns:w="http://schemas.openxmlformats.org/wordprocessingml/2006/main" xmlns:w14="http://schemas.microsoft.com/office/word/2010/wordml" xmlns:w15="http://schemas.microsoft.com/office/word/2012/wordml" xmlns:w16cex="http://schemas.microsoft.com/office/word/2018/wordml/cex" xmlns:w16cid="http://schemas.microsoft.com/office/word/2016/wordml/cid" xmlns:w16="http://schemas.microsoft.com/office/word/2018/wordml" xmlns:w16du="http://schemas.microsoft.com/office/word/2023/wordml/word16du" xmlns:w16sdtdh="http://schemas.microsoft.com/office/word/2020/wordml/sdtdatahash" xmlns:w16se="http://schemas.microsoft.com/office/word/2015/wordml/symex" xmlns:wpg="http://schemas.microsoft.com/office/word/2010/wordprocessingGroup" xmlns:wpi="http://schemas.microsoft.com/office/word/2010/wordprocessingInk" xmlns:wne="http://schemas.microsoft.com/office/word/2006/wordml" xmlns:wps="http://schemas.microsoft.com/office/word/2010/wordprocessingShape" mc:Ignorable="w14 w15 w16se w16cid w16 w16cex w16sdtdh wp14">
+<w:hdr xmlns:wpc="http://schemas.microsoft.com/office/word/2010/wordprocessingCanvas" xmlns:cx="http://schemas.microsoft.com/office/drawing/2014/chartex" xmlns:cx1="http://schemas.microsoft.com/office/drawing/2015/9/8/chartex" xmlns:cx2="http://schemas.microsoft.com/office/drawing/2015/10/21/chartex" xmlns:cx3="http://schemas.microsoft.com/office/drawing/2016/5/9/chartex" xmlns:cx4="http://schemas.microsoft.com/office/drawing/2016/5/10/chartex" xmlns:cx5="http://schemas.microsoft.com/office/drawing/2016/5/11/chartex" xmlns:cx6="http://schemas.microsoft.com/office/drawing/2016/5/12/chartex" xmlns:cx7="http://schemas.microsoft.com/office/drawing/2016/5/13/chartex" xmlns:cx8="http://schemas.microsoft.com/office/drawing/2016/5/14/chartex" xmlns:mc="http://schemas.openxmlformats.org/markup-compatibility/2006" xmlns:aink="http://schemas.microsoft.com/office/drawing/2016/ink" xmlns:am3d="http://schemas.microsoft.com/office/drawing/2017/model3d" xmlns:o="urn:schemas-microsoft-com:office:office" xmlns:oel="http://schemas.microsoft.com/office/2019/extlst" xmlns:r="http://schemas.openxmlformats.org/officeDocument/2006/relationships" xmlns:m="http://schemas.openxmlformats.org/officeDocument/2006/math" xmlns:v="urn:schemas-microsoft-com:vml" xmlns:wp14="http://schemas.microsoft.com/office/word/2010/wordprocessingDrawing" xmlns:wp="http://schemas.openxmlformats.org/drawingml/2006/wordprocessingDrawing" xmlns:w10="urn:schemas-microsoft-com:office:word" xmlns:w="http://schemas.openxmlformats.org/wordprocessingml/2006/main" xmlns:w14="http://schemas.microsoft.com/office/word/2010/wordml" xmlns:w15="http://schemas.microsoft.com/office/word/2012/wordml" xmlns:w16cex="http://schemas.microsoft.com/office/word/2018/wordml/cex" xmlns:w16cid="http://schemas.microsoft.com/office/word/2016/wordml/cid" xmlns:w16="http://schemas.microsoft.com/office/word/2018/wordml" xmlns:w16du="http://schemas.microsoft.com/office/word/2023/wordml/word16du" xmlns:w16sdtdh="http://schemas.microsoft.com/office/word/2020/wordml/sdtdatahash" xmlns:w16sdtfl="http://schemas.microsoft.com/office/word/2024/wordml/sdtformatlock" xmlns:w16se="http://schemas.microsoft.com/office/word/2015/wordml/symex" xmlns:wpg="http://schemas.microsoft.com/office/word/2010/wordprocessingGroup" xmlns:wpi="http://schemas.microsoft.com/office/word/2010/wordprocessingInk" xmlns:wne="http://schemas.microsoft.com/office/word/2006/wordml" xmlns:wps="http://schemas.microsoft.com/office/word/2010/wordprocessingShape" mc:Ignorable="w14 w15 w16se w16cid w16 w16cex w16sdtdh w16sdtfl w16du wp14">
   <w:tbl>
     <w:tblPr>
       <w:tblStyle w:val="Grilledutableau"/>
@@ -1243,7 +1396,7 @@
 </file>
 
 <file path=word/numbering.xml><?xml version="1.0" encoding="utf-8"?>
-<w:numbering xmlns:wpc="http://schemas.microsoft.com/office/word/2010/wordprocessingCanvas" xmlns:cx="http://schemas.microsoft.com/office/drawing/2014/chartex" xmlns:cx1="http://schemas.microsoft.com/office/drawing/2015/9/8/chartex" xmlns:cx2="http://schemas.microsoft.com/office/drawing/2015/10/21/chartex" xmlns:cx3="http://schemas.microsoft.com/office/drawing/2016/5/9/chartex" xmlns:cx4="http://schemas.microsoft.com/office/drawing/2016/5/10/chartex" xmlns:cx5="http://schemas.microsoft.com/office/drawing/2016/5/11/chartex" xmlns:cx6="http://schemas.microsoft.com/office/drawing/2016/5/12/chartex" xmlns:cx7="http://schemas.microsoft.com/office/drawing/2016/5/13/chartex" xmlns:cx8="http://schemas.microsoft.com/office/drawing/2016/5/14/chartex" xmlns:mc="http://schemas.openxmlformats.org/markup-compatibility/2006" xmlns:aink="http://schemas.microsoft.com/office/drawing/2016/ink" xmlns:am3d="http://schemas.microsoft.com/office/drawing/2017/model3d" xmlns:o="urn:schemas-microsoft-com:office:office" xmlns:oel="http://schemas.microsoft.com/office/2019/extlst" xmlns:r="http://schemas.openxmlformats.org/officeDocument/2006/relationships" xmlns:m="http://schemas.openxmlformats.org/officeDocument/2006/math" xmlns:v="urn:schemas-microsoft-com:vml" xmlns:wp14="http://schemas.microsoft.com/office/word/2010/wordprocessingDrawing" xmlns:wp="http://schemas.openxmlformats.org/drawingml/2006/wordprocessingDrawing" xmlns:w10="urn:schemas-microsoft-com:office:word" xmlns:w="http://schemas.openxmlformats.org/wordprocessingml/2006/main" xmlns:w14="http://schemas.microsoft.com/office/word/2010/wordml" xmlns:w15="http://schemas.microsoft.com/office/word/2012/wordml" xmlns:w16cex="http://schemas.microsoft.com/office/word/2018/wordml/cex" xmlns:w16cid="http://schemas.microsoft.com/office/word/2016/wordml/cid" xmlns:w16="http://schemas.microsoft.com/office/word/2018/wordml" xmlns:w16du="http://schemas.microsoft.com/office/word/2023/wordml/word16du" xmlns:w16sdtdh="http://schemas.microsoft.com/office/word/2020/wordml/sdtdatahash" xmlns:w16se="http://schemas.microsoft.com/office/word/2015/wordml/symex" xmlns:wpg="http://schemas.microsoft.com/office/word/2010/wordprocessingGroup" xmlns:wpi="http://schemas.microsoft.com/office/word/2010/wordprocessingInk" xmlns:wne="http://schemas.microsoft.com/office/word/2006/wordml" xmlns:wps="http://schemas.microsoft.com/office/word/2010/wordprocessingShape" mc:Ignorable="w14 w15 w16se w16cid w16 w16cex w16sdtdh wp14">
+<w:numbering xmlns:wpc="http://schemas.microsoft.com/office/word/2010/wordprocessingCanvas" xmlns:cx="http://schemas.microsoft.com/office/drawing/2014/chartex" xmlns:cx1="http://schemas.microsoft.com/office/drawing/2015/9/8/chartex" xmlns:cx2="http://schemas.microsoft.com/office/drawing/2015/10/21/chartex" xmlns:cx3="http://schemas.microsoft.com/office/drawing/2016/5/9/chartex" xmlns:cx4="http://schemas.microsoft.com/office/drawing/2016/5/10/chartex" xmlns:cx5="http://schemas.microsoft.com/office/drawing/2016/5/11/chartex" xmlns:cx6="http://schemas.microsoft.com/office/drawing/2016/5/12/chartex" xmlns:cx7="http://schemas.microsoft.com/office/drawing/2016/5/13/chartex" xmlns:cx8="http://schemas.microsoft.com/office/drawing/2016/5/14/chartex" xmlns:mc="http://schemas.openxmlformats.org/markup-compatibility/2006" xmlns:aink="http://schemas.microsoft.com/office/drawing/2016/ink" xmlns:am3d="http://schemas.microsoft.com/office/drawing/2017/model3d" xmlns:o="urn:schemas-microsoft-com:office:office" xmlns:oel="http://schemas.microsoft.com/office/2019/extlst" xmlns:r="http://schemas.openxmlformats.org/officeDocument/2006/relationships" xmlns:m="http://schemas.openxmlformats.org/officeDocument/2006/math" xmlns:v="urn:schemas-microsoft-com:vml" xmlns:wp14="http://schemas.microsoft.com/office/word/2010/wordprocessingDrawing" xmlns:wp="http://schemas.openxmlformats.org/drawingml/2006/wordprocessingDrawing" xmlns:w10="urn:schemas-microsoft-com:office:word" xmlns:w="http://schemas.openxmlformats.org/wordprocessingml/2006/main" xmlns:w14="http://schemas.microsoft.com/office/word/2010/wordml" xmlns:w15="http://schemas.microsoft.com/office/word/2012/wordml" xmlns:w16cex="http://schemas.microsoft.com/office/word/2018/wordml/cex" xmlns:w16cid="http://schemas.microsoft.com/office/word/2016/wordml/cid" xmlns:w16="http://schemas.microsoft.com/office/word/2018/wordml" xmlns:w16du="http://schemas.microsoft.com/office/word/2023/wordml/word16du" xmlns:w16sdtdh="http://schemas.microsoft.com/office/word/2020/wordml/sdtdatahash" xmlns:w16sdtfl="http://schemas.microsoft.com/office/word/2024/wordml/sdtformatlock" xmlns:w16se="http://schemas.microsoft.com/office/word/2015/wordml/symex" xmlns:wpg="http://schemas.microsoft.com/office/word/2010/wordprocessingGroup" xmlns:wpi="http://schemas.microsoft.com/office/word/2010/wordprocessingInk" xmlns:wne="http://schemas.microsoft.com/office/word/2006/wordml" xmlns:wps="http://schemas.microsoft.com/office/word/2010/wordprocessingShape" mc:Ignorable="w14 w15 w16se w16cid w16 w16cex w16sdtdh w16sdtfl w16du wp14">
   <w:abstractNum w:abstractNumId="0" w15:restartNumberingAfterBreak="0">
     <w:nsid w:val="003C303B"/>
     <w:multiLevelType w:val="hybridMultilevel"/>
@@ -2504,7 +2657,7 @@
 </file>
 
 <file path=word/styles.xml><?xml version="1.0" encoding="utf-8"?>
-<w:styles xmlns:mc="http://schemas.openxmlformats.org/markup-compatibility/2006" xmlns:r="http://schemas.openxmlformats.org/officeDocument/2006/relationships" xmlns:w="http://schemas.openxmlformats.org/wordprocessingml/2006/main" xmlns:w14="http://schemas.microsoft.com/office/word/2010/wordml" xmlns:w15="http://schemas.microsoft.com/office/word/2012/wordml" xmlns:w16cex="http://schemas.microsoft.com/office/word/2018/wordml/cex" xmlns:w16cid="http://schemas.microsoft.com/office/word/2016/wordml/cid" xmlns:w16="http://schemas.microsoft.com/office/word/2018/wordml" xmlns:w16sdtdh="http://schemas.microsoft.com/office/word/2020/wordml/sdtdatahash" xmlns:w16se="http://schemas.microsoft.com/office/word/2015/wordml/symex" mc:Ignorable="w14 w15 w16se w16cid w16 w16cex w16sdtdh">
+<w:styles xmlns:mc="http://schemas.openxmlformats.org/markup-compatibility/2006" xmlns:r="http://schemas.openxmlformats.org/officeDocument/2006/relationships" xmlns:w="http://schemas.openxmlformats.org/wordprocessingml/2006/main" xmlns:w14="http://schemas.microsoft.com/office/word/2010/wordml" xmlns:w15="http://schemas.microsoft.com/office/word/2012/wordml" xmlns:w16cex="http://schemas.microsoft.com/office/word/2018/wordml/cex" xmlns:w16cid="http://schemas.microsoft.com/office/word/2016/wordml/cid" xmlns:w16="http://schemas.microsoft.com/office/word/2018/wordml" xmlns:w16du="http://schemas.microsoft.com/office/word/2023/wordml/word16du" xmlns:w16sdtdh="http://schemas.microsoft.com/office/word/2020/wordml/sdtdatahash" xmlns:w16sdtfl="http://schemas.microsoft.com/office/word/2024/wordml/sdtformatlock" xmlns:w16se="http://schemas.microsoft.com/office/word/2015/wordml/symex" mc:Ignorable="w14 w15 w16se w16cid w16 w16cex w16sdtdh w16sdtfl w16du">
   <w:docDefaults>
     <w:rPrDefault>
       <w:rPr>

--- a/03_ChainesDeSolides/00_Systeme_03_ChaineDeSolides.docx
+++ b/03_ChainesDeSolides/00_Systeme_03_ChaineDeSolides.docx
@@ -94,16 +94,13 @@
                 <w:b/>
                 <w:bCs/>
               </w:rPr>
-              <w:t>GEO-02</w:t>
+              <w:t xml:space="preserve">CHS-01 : </w:t>
             </w:r>
             <w:r>
               <w:tab/>
             </w:r>
             <w:r>
-              <w:t>Modéliser un mécanisme en réalisant un schéma cinématique paramétré</w:t>
-            </w:r>
-            <w:r>
-              <w:t>.</w:t>
+              <w:t>Analyser un mécanisme en utilisant un graphe de liaisons</w:t>
             </w:r>
           </w:p>
           <w:p>
@@ -121,69 +118,7 @@
                 <w:b/>
                 <w:bCs/>
               </w:rPr>
-              <w:t>CHS</w:t>
-            </w:r>
-            <w:r>
-              <w:rPr>
-                <w:b/>
-                <w:bCs/>
-              </w:rPr>
-              <w:t>-</w:t>
-            </w:r>
-            <w:r>
-              <w:rPr>
-                <w:b/>
-                <w:bCs/>
-              </w:rPr>
-              <w:t>01</w:t>
-            </w:r>
-            <w:r>
-              <w:tab/>
-            </w:r>
-            <w:r>
-              <w:t>Analyser un mécanisme en utilisant un graphe de liaisons</w:t>
-            </w:r>
-            <w:r>
-              <w:t>.</w:t>
-            </w:r>
-          </w:p>
-          <w:p>
-            <w:pPr>
-              <w:pStyle w:val="Paragraphedeliste"/>
-              <w:numPr>
-                <w:ilvl w:val="0"/>
-                <w:numId w:val="10"/>
-              </w:numPr>
-              <w:spacing w:line="240" w:lineRule="auto"/>
-              <w:jc w:val="left"/>
-            </w:pPr>
-            <w:r>
-              <w:rPr>
-                <w:b/>
-                <w:bCs/>
-              </w:rPr>
-              <w:t>CHS</w:t>
-            </w:r>
-            <w:r>
-              <w:rPr>
-                <w:b/>
-                <w:bCs/>
-              </w:rPr>
-              <w:t>-</w:t>
-            </w:r>
-            <w:r>
-              <w:rPr>
-                <w:b/>
-                <w:bCs/>
-              </w:rPr>
-              <w:t>0</w:t>
-            </w:r>
-            <w:r>
-              <w:rPr>
-                <w:b/>
-                <w:bCs/>
-              </w:rPr>
-              <w:t>2</w:t>
+              <w:t xml:space="preserve">CHS-02 : </w:t>
             </w:r>
             <w:r>
               <w:tab/>
@@ -207,28 +142,7 @@
                 <w:b/>
                 <w:bCs/>
               </w:rPr>
-              <w:t>CHS</w:t>
-            </w:r>
-            <w:r>
-              <w:rPr>
-                <w:b/>
-                <w:bCs/>
-              </w:rPr>
-              <w:t>-</w:t>
-            </w:r>
-            <w:r>
-              <w:rPr>
-                <w:b/>
-                <w:bCs/>
-              </w:rPr>
-              <w:t>0</w:t>
-            </w:r>
-            <w:r>
-              <w:rPr>
-                <w:b/>
-                <w:bCs/>
-              </w:rPr>
-              <w:t>3</w:t>
+              <w:t xml:space="preserve">CHS-03 : </w:t>
             </w:r>
             <w:r>
               <w:tab/>
@@ -252,21 +166,7 @@
                 <w:b/>
                 <w:bCs/>
               </w:rPr>
-              <w:t>CHS</w:t>
-            </w:r>
-            <w:r>
-              <w:rPr>
-                <w:b/>
-                <w:bCs/>
-              </w:rPr>
-              <w:t>-</w:t>
-            </w:r>
-            <w:r>
-              <w:rPr>
-                <w:b/>
-                <w:bCs/>
-              </w:rPr>
-              <w:t>04</w:t>
+              <w:t xml:space="preserve">CHS-04 : </w:t>
             </w:r>
             <w:r>
               <w:tab/>
@@ -290,28 +190,7 @@
                 <w:b/>
                 <w:bCs/>
               </w:rPr>
-              <w:t>CHS</w:t>
-            </w:r>
-            <w:r>
-              <w:rPr>
-                <w:b/>
-                <w:bCs/>
-              </w:rPr>
-              <w:t>-</w:t>
-            </w:r>
-            <w:r>
-              <w:rPr>
-                <w:b/>
-                <w:bCs/>
-              </w:rPr>
-              <w:t>0</w:t>
-            </w:r>
-            <w:r>
-              <w:rPr>
-                <w:b/>
-                <w:bCs/>
-              </w:rPr>
-              <w:t>5</w:t>
+              <w:t xml:space="preserve">CHS-05 : </w:t>
             </w:r>
             <w:r>
               <w:tab/>
@@ -2185,6 +2064,119 @@
     </w:lvl>
   </w:abstractNum>
   <w:abstractNum w:abstractNumId="7" w15:restartNumberingAfterBreak="0">
+    <w:nsid w:val="4E2F1705"/>
+    <w:multiLevelType w:val="hybridMultilevel"/>
+    <w:tmpl w:val="AEEC29A0"/>
+    <w:lvl w:ilvl="0" w:tplc="C9D0DD3C">
+      <w:start w:val="1"/>
+      <w:numFmt w:val="bullet"/>
+      <w:lvlText w:val=""/>
+      <w:lvlJc w:val="left"/>
+      <w:pPr>
+        <w:ind w:left="720" w:hanging="360"/>
+      </w:pPr>
+      <w:rPr>
+        <w:rFonts w:ascii="Wingdings" w:hAnsi="Wingdings" w:hint="default"/>
+      </w:rPr>
+    </w:lvl>
+    <w:lvl w:ilvl="1" w:tplc="040C0003" w:tentative="1">
+      <w:start w:val="1"/>
+      <w:numFmt w:val="bullet"/>
+      <w:lvlText w:val="o"/>
+      <w:lvlJc w:val="left"/>
+      <w:pPr>
+        <w:ind w:left="1440" w:hanging="360"/>
+      </w:pPr>
+      <w:rPr>
+        <w:rFonts w:ascii="Courier New" w:hAnsi="Courier New" w:cs="Courier New" w:hint="default"/>
+      </w:rPr>
+    </w:lvl>
+    <w:lvl w:ilvl="2" w:tplc="040C0005" w:tentative="1">
+      <w:start w:val="1"/>
+      <w:numFmt w:val="bullet"/>
+      <w:lvlText w:val=""/>
+      <w:lvlJc w:val="left"/>
+      <w:pPr>
+        <w:ind w:left="2160" w:hanging="360"/>
+      </w:pPr>
+      <w:rPr>
+        <w:rFonts w:ascii="Wingdings" w:hAnsi="Wingdings" w:hint="default"/>
+      </w:rPr>
+    </w:lvl>
+    <w:lvl w:ilvl="3" w:tplc="040C0001" w:tentative="1">
+      <w:start w:val="1"/>
+      <w:numFmt w:val="bullet"/>
+      <w:lvlText w:val=""/>
+      <w:lvlJc w:val="left"/>
+      <w:pPr>
+        <w:ind w:left="2880" w:hanging="360"/>
+      </w:pPr>
+      <w:rPr>
+        <w:rFonts w:ascii="Symbol" w:hAnsi="Symbol" w:hint="default"/>
+      </w:rPr>
+    </w:lvl>
+    <w:lvl w:ilvl="4" w:tplc="040C0003" w:tentative="1">
+      <w:start w:val="1"/>
+      <w:numFmt w:val="bullet"/>
+      <w:lvlText w:val="o"/>
+      <w:lvlJc w:val="left"/>
+      <w:pPr>
+        <w:ind w:left="3600" w:hanging="360"/>
+      </w:pPr>
+      <w:rPr>
+        <w:rFonts w:ascii="Courier New" w:hAnsi="Courier New" w:cs="Courier New" w:hint="default"/>
+      </w:rPr>
+    </w:lvl>
+    <w:lvl w:ilvl="5" w:tplc="040C0005" w:tentative="1">
+      <w:start w:val="1"/>
+      <w:numFmt w:val="bullet"/>
+      <w:lvlText w:val=""/>
+      <w:lvlJc w:val="left"/>
+      <w:pPr>
+        <w:ind w:left="4320" w:hanging="360"/>
+      </w:pPr>
+      <w:rPr>
+        <w:rFonts w:ascii="Wingdings" w:hAnsi="Wingdings" w:hint="default"/>
+      </w:rPr>
+    </w:lvl>
+    <w:lvl w:ilvl="6" w:tplc="040C0001" w:tentative="1">
+      <w:start w:val="1"/>
+      <w:numFmt w:val="bullet"/>
+      <w:lvlText w:val=""/>
+      <w:lvlJc w:val="left"/>
+      <w:pPr>
+        <w:ind w:left="5040" w:hanging="360"/>
+      </w:pPr>
+      <w:rPr>
+        <w:rFonts w:ascii="Symbol" w:hAnsi="Symbol" w:hint="default"/>
+      </w:rPr>
+    </w:lvl>
+    <w:lvl w:ilvl="7" w:tplc="040C0003" w:tentative="1">
+      <w:start w:val="1"/>
+      <w:numFmt w:val="bullet"/>
+      <w:lvlText w:val="o"/>
+      <w:lvlJc w:val="left"/>
+      <w:pPr>
+        <w:ind w:left="5760" w:hanging="360"/>
+      </w:pPr>
+      <w:rPr>
+        <w:rFonts w:ascii="Courier New" w:hAnsi="Courier New" w:cs="Courier New" w:hint="default"/>
+      </w:rPr>
+    </w:lvl>
+    <w:lvl w:ilvl="8" w:tplc="040C0005" w:tentative="1">
+      <w:start w:val="1"/>
+      <w:numFmt w:val="bullet"/>
+      <w:lvlText w:val=""/>
+      <w:lvlJc w:val="left"/>
+      <w:pPr>
+        <w:ind w:left="6480" w:hanging="360"/>
+      </w:pPr>
+      <w:rPr>
+        <w:rFonts w:ascii="Wingdings" w:hAnsi="Wingdings" w:hint="default"/>
+      </w:rPr>
+    </w:lvl>
+  </w:abstractNum>
+  <w:abstractNum w:abstractNumId="8" w15:restartNumberingAfterBreak="0">
     <w:nsid w:val="522631C9"/>
     <w:multiLevelType w:val="hybridMultilevel"/>
     <w:tmpl w:val="68B0ACD2"/>
@@ -2299,7 +2291,7 @@
       </w:rPr>
     </w:lvl>
   </w:abstractNum>
-  <w:abstractNum w:abstractNumId="8" w15:restartNumberingAfterBreak="0">
+  <w:abstractNum w:abstractNumId="9" w15:restartNumberingAfterBreak="0">
     <w:nsid w:val="5CF33102"/>
     <w:multiLevelType w:val="hybridMultilevel"/>
     <w:tmpl w:val="A4501324"/>
@@ -2414,7 +2406,7 @@
       </w:rPr>
     </w:lvl>
   </w:abstractNum>
-  <w:abstractNum w:abstractNumId="9" w15:restartNumberingAfterBreak="0">
+  <w:abstractNum w:abstractNumId="10" w15:restartNumberingAfterBreak="0">
     <w:nsid w:val="6F7A7DAA"/>
     <w:multiLevelType w:val="hybridMultilevel"/>
     <w:tmpl w:val="8FFAED64"/>
@@ -2529,7 +2521,7 @@
       </w:rPr>
     </w:lvl>
   </w:abstractNum>
-  <w:abstractNum w:abstractNumId="10" w15:restartNumberingAfterBreak="0">
+  <w:abstractNum w:abstractNumId="11" w15:restartNumberingAfterBreak="0">
     <w:nsid w:val="724752FE"/>
     <w:multiLevelType w:val="hybridMultilevel"/>
     <w:tmpl w:val="9056B8A4"/>
@@ -2624,7 +2616,7 @@
     <w:abstractNumId w:val="6"/>
   </w:num>
   <w:num w:numId="2" w16cid:durableId="349140701">
-    <w:abstractNumId w:val="9"/>
+    <w:abstractNumId w:val="10"/>
   </w:num>
   <w:num w:numId="3" w16cid:durableId="1068115225">
     <w:abstractNumId w:val="1"/>
@@ -2633,10 +2625,10 @@
     <w:abstractNumId w:val="0"/>
   </w:num>
   <w:num w:numId="5" w16cid:durableId="621351689">
-    <w:abstractNumId w:val="10"/>
+    <w:abstractNumId w:val="11"/>
   </w:num>
   <w:num w:numId="6" w16cid:durableId="1875771740">
-    <w:abstractNumId w:val="8"/>
+    <w:abstractNumId w:val="9"/>
   </w:num>
   <w:num w:numId="7" w16cid:durableId="1585987490">
     <w:abstractNumId w:val="5"/>
@@ -2651,6 +2643,9 @@
     <w:abstractNumId w:val="4"/>
   </w:num>
   <w:num w:numId="11" w16cid:durableId="1974167127">
+    <w:abstractNumId w:val="8"/>
+  </w:num>
+  <w:num w:numId="12" w16cid:durableId="1802645912">
     <w:abstractNumId w:val="7"/>
   </w:num>
 </w:numbering>
